--- a/files/Receita especial.docx
+++ b/files/Receita especial.docx
@@ -1,6 +1,6 @@
 
 <file path=word/document.xml><?xml version="1.0" encoding="utf-8"?>
-<w:document xmlns:wpc="http://schemas.microsoft.com/office/word/2010/wordprocessingCanvas" xmlns:cx="http://schemas.microsoft.com/office/drawing/2014/chartex" xmlns:cx1="http://schemas.microsoft.com/office/drawing/2015/9/8/chartex" xmlns:cx2="http://schemas.microsoft.com/office/drawing/2015/10/21/chartex" xmlns:cx3="http://schemas.microsoft.com/office/drawing/2016/5/9/chartex" xmlns:cx4="http://schemas.microsoft.com/office/drawing/2016/5/10/chartex" xmlns:cx5="http://schemas.microsoft.com/office/drawing/2016/5/11/chartex" xmlns:cx6="http://schemas.microsoft.com/office/drawing/2016/5/12/chartex" xmlns:cx7="http://schemas.microsoft.com/office/drawing/2016/5/13/chartex" xmlns:cx8="http://schemas.microsoft.com/office/drawing/2016/5/14/chartex" xmlns:mc="http://schemas.openxmlformats.org/markup-compatibility/2006" xmlns:aink="http://schemas.microsoft.com/office/drawing/2016/ink" xmlns:am3d="http://schemas.microsoft.com/office/drawing/2017/model3d" xmlns:o="urn:schemas-microsoft-com:office:office" xmlns:oel="http://schemas.microsoft.com/office/2019/extlst" xmlns:r="http://schemas.openxmlformats.org/officeDocument/2006/relationships" xmlns:m="http://schemas.openxmlformats.org/officeDocument/2006/math" xmlns:v="urn:schemas-microsoft-com:vml" xmlns:wp14="http://schemas.microsoft.com/office/word/2010/wordprocessingDrawing" xmlns:wp="http://schemas.openxmlformats.org/drawingml/2006/wordprocessingDrawing" xmlns:w10="urn:schemas-microsoft-com:office:word" xmlns:w="http://schemas.openxmlformats.org/wordprocessingml/2006/main" xmlns:w14="http://schemas.microsoft.com/office/word/2010/wordml" xmlns:w15="http://schemas.microsoft.com/office/word/2012/wordml" xmlns:w16cex="http://schemas.microsoft.com/office/word/2018/wordml/cex" xmlns:w16cid="http://schemas.microsoft.com/office/word/2016/wordml/cid" xmlns:w16="http://schemas.microsoft.com/office/word/2018/wordml" xmlns:w16du="http://schemas.microsoft.com/office/word/2023/wordml/word16du" xmlns:w16sdtdh="http://schemas.microsoft.com/office/word/2020/wordml/sdtdatahash" xmlns:w16se="http://schemas.microsoft.com/office/word/2015/wordml/symex" xmlns:wpg="http://schemas.microsoft.com/office/word/2010/wordprocessingGroup" xmlns:wpi="http://schemas.microsoft.com/office/word/2010/wordprocessingInk" xmlns:wne="http://schemas.microsoft.com/office/word/2006/wordml" xmlns:wps="http://schemas.microsoft.com/office/word/2010/wordprocessingShape" mc:Ignorable="w14 w15 w16se w16cid w16 w16cex w16sdtdh w16du wp14">
+<w:document xmlns:wpc="http://schemas.microsoft.com/office/word/2010/wordprocessingCanvas" xmlns:cx="http://schemas.microsoft.com/office/drawing/2014/chartex" xmlns:cx1="http://schemas.microsoft.com/office/drawing/2015/9/8/chartex" xmlns:cx2="http://schemas.microsoft.com/office/drawing/2015/10/21/chartex" xmlns:cx3="http://schemas.microsoft.com/office/drawing/2016/5/9/chartex" xmlns:cx4="http://schemas.microsoft.com/office/drawing/2016/5/10/chartex" xmlns:cx5="http://schemas.microsoft.com/office/drawing/2016/5/11/chartex" xmlns:cx6="http://schemas.microsoft.com/office/drawing/2016/5/12/chartex" xmlns:cx7="http://schemas.microsoft.com/office/drawing/2016/5/13/chartex" xmlns:cx8="http://schemas.microsoft.com/office/drawing/2016/5/14/chartex" xmlns:mc="http://schemas.openxmlformats.org/markup-compatibility/2006" xmlns:aink="http://schemas.microsoft.com/office/drawing/2016/ink" xmlns:am3d="http://schemas.microsoft.com/office/drawing/2017/model3d" xmlns:o="urn:schemas-microsoft-com:office:office" xmlns:oel="http://schemas.microsoft.com/office/2019/extlst" xmlns:r="http://schemas.openxmlformats.org/officeDocument/2006/relationships" xmlns:m="http://schemas.openxmlformats.org/officeDocument/2006/math" xmlns:v="urn:schemas-microsoft-com:vml" xmlns:wp14="http://schemas.microsoft.com/office/word/2010/wordprocessingDrawing" xmlns:wp="http://schemas.openxmlformats.org/drawingml/2006/wordprocessingDrawing" xmlns:w10="urn:schemas-microsoft-com:office:word" xmlns:w="http://schemas.openxmlformats.org/wordprocessingml/2006/main" xmlns:w14="http://schemas.microsoft.com/office/word/2010/wordml" xmlns:w15="http://schemas.microsoft.com/office/word/2012/wordml" xmlns:w16cex="http://schemas.microsoft.com/office/word/2018/wordml/cex" xmlns:w16cid="http://schemas.microsoft.com/office/word/2016/wordml/cid" xmlns:w16="http://schemas.microsoft.com/office/word/2018/wordml" xmlns:w16du="http://schemas.microsoft.com/office/word/2023/wordml/word16du" xmlns:w16sdtdh="http://schemas.microsoft.com/office/word/2020/wordml/sdtdatahash" xmlns:w16sdtfl="http://schemas.microsoft.com/office/word/2024/wordml/sdtformatlock" xmlns:w16se="http://schemas.microsoft.com/office/word/2015/wordml/symex" xmlns:wpg="http://schemas.microsoft.com/office/word/2010/wordprocessingGroup" xmlns:wpi="http://schemas.microsoft.com/office/word/2010/wordprocessingInk" xmlns:wne="http://schemas.microsoft.com/office/word/2006/wordml" xmlns:wps="http://schemas.microsoft.com/office/word/2010/wordprocessingShape" mc:Ignorable="w14 w15 w16se w16cid w16 w16cex w16sdtdh w16sdtfl w16du wp14">
   <w:body>
     <w:p>
       <w:pPr>
@@ -1032,7 +1032,7 @@
           </mc:Choice>
           <mc:Fallback>
             <w:pict>
-              <v:shape w14:anchorId="1D20C6F3" id="Graphic 5" o:spid="_x0000_s1026" style="position:absolute;margin-left:316.8pt;margin-top:15.25pt;width:221.8pt;height:.1pt;z-index:-15728128;visibility:visible;mso-wrap-style:square;mso-wrap-distance-left:0;mso-wrap-distance-top:0;mso-wrap-distance-right:0;mso-wrap-distance-bottom:0;mso-position-horizontal:absolute;mso-position-horizontal-relative:page;mso-position-vertical:absolute;mso-position-vertical-relative:text;v-text-anchor:top" coordsize="2816860,1270" o:gfxdata="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" path="m,l2816540,e" filled="f" strokecolor="#0c0c0c" strokeweight=".42336mm">
+              <v:shape w14:anchorId="757FFA3E" id="Graphic 5" o:spid="_x0000_s1026" style="position:absolute;margin-left:316.8pt;margin-top:15.25pt;width:221.8pt;height:.1pt;z-index:-15728128;visibility:visible;mso-wrap-style:square;mso-wrap-distance-left:0;mso-wrap-distance-top:0;mso-wrap-distance-right:0;mso-wrap-distance-bottom:0;mso-position-horizontal:absolute;mso-position-horizontal-relative:page;mso-position-vertical:absolute;mso-position-vertical-relative:text;v-text-anchor:top" coordsize="2816860,1270" o:gfxdata="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" path="m,l2816540,e" filled="f" strokecolor="#0c0c0c" strokeweight=".42336mm">
                 <v:path arrowok="t"/>
                 <w10:wrap type="topAndBottom" anchorx="page"/>
               </v:shape>
@@ -1930,7 +1930,7 @@
                 </mc:Choice>
                 <mc:Fallback>
                   <w:pict>
-                    <v:group w14:anchorId="205CB2AD" id="Group 7" o:spid="_x0000_s1026" style="width:249.65pt;height:1.95pt;mso-position-horizontal-relative:char;mso-position-vertical-relative:line" coordsize="31705,247" o:gfxdata="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">
+                    <v:group w14:anchorId="2D27D450" id="Group 7" o:spid="_x0000_s1026" style="width:249.65pt;height:1.95pt;mso-position-horizontal-relative:char;mso-position-vertical-relative:line" coordsize="31705,247" o:gfxdata="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">
                       <v:shape id="Graphic 8" o:spid="_x0000_s1027" style="position:absolute;top:121;width:31705;height:13;visibility:visible;mso-wrap-style:square;v-text-anchor:top" coordsize="3170555,1270" o:gfxdata="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" path="m,l3170132,e" filled="f" strokeweight=".67739mm">
                         <v:path arrowok="t"/>
                       </v:shape>
@@ -2252,7 +2252,7 @@
 </file>
 
 <file path=word/endnotes.xml><?xml version="1.0" encoding="utf-8"?>
-<w:endnotes xmlns:wpc="http://schemas.microsoft.com/office/word/2010/wordprocessingCanvas" xmlns:cx="http://schemas.microsoft.com/office/drawing/2014/chartex" xmlns:cx1="http://schemas.microsoft.com/office/drawing/2015/9/8/chartex" xmlns:cx2="http://schemas.microsoft.com/office/drawing/2015/10/21/chartex" xmlns:cx3="http://schemas.microsoft.com/office/drawing/2016/5/9/chartex" xmlns:cx4="http://schemas.microsoft.com/office/drawing/2016/5/10/chartex" xmlns:cx5="http://schemas.microsoft.com/office/drawing/2016/5/11/chartex" xmlns:cx6="http://schemas.microsoft.com/office/drawing/2016/5/12/chartex" xmlns:cx7="http://schemas.microsoft.com/office/drawing/2016/5/13/chartex" xmlns:cx8="http://schemas.microsoft.com/office/drawing/2016/5/14/chartex" xmlns:mc="http://schemas.openxmlformats.org/markup-compatibility/2006" xmlns:aink="http://schemas.microsoft.com/office/drawing/2016/ink" xmlns:am3d="http://schemas.microsoft.com/office/drawing/2017/model3d" xmlns:o="urn:schemas-microsoft-com:office:office" xmlns:oel="http://schemas.microsoft.com/office/2019/extlst" xmlns:r="http://schemas.openxmlformats.org/officeDocument/2006/relationships" xmlns:m="http://schemas.openxmlformats.org/officeDocument/2006/math" xmlns:v="urn:schemas-microsoft-com:vml" xmlns:wp14="http://schemas.microsoft.com/office/word/2010/wordprocessingDrawing" xmlns:wp="http://schemas.openxmlformats.org/drawingml/2006/wordprocessingDrawing" xmlns:w10="urn:schemas-microsoft-com:office:word" xmlns:w="http://schemas.openxmlformats.org/wordprocessingml/2006/main" xmlns:w14="http://schemas.microsoft.com/office/word/2010/wordml" xmlns:w15="http://schemas.microsoft.com/office/word/2012/wordml" xmlns:w16cex="http://schemas.microsoft.com/office/word/2018/wordml/cex" xmlns:w16cid="http://schemas.microsoft.com/office/word/2016/wordml/cid" xmlns:w16="http://schemas.microsoft.com/office/word/2018/wordml" xmlns:w16du="http://schemas.microsoft.com/office/word/2023/wordml/word16du" xmlns:w16sdtdh="http://schemas.microsoft.com/office/word/2020/wordml/sdtdatahash" xmlns:w16se="http://schemas.microsoft.com/office/word/2015/wordml/symex" xmlns:wpg="http://schemas.microsoft.com/office/word/2010/wordprocessingGroup" xmlns:wpi="http://schemas.microsoft.com/office/word/2010/wordprocessingInk" xmlns:wne="http://schemas.microsoft.com/office/word/2006/wordml" xmlns:wps="http://schemas.microsoft.com/office/word/2010/wordprocessingShape" mc:Ignorable="w14 w15 w16se w16cid w16 w16cex w16sdtdh w16du wp14">
+<w:endnotes xmlns:wpc="http://schemas.microsoft.com/office/word/2010/wordprocessingCanvas" xmlns:cx="http://schemas.microsoft.com/office/drawing/2014/chartex" xmlns:cx1="http://schemas.microsoft.com/office/drawing/2015/9/8/chartex" xmlns:cx2="http://schemas.microsoft.com/office/drawing/2015/10/21/chartex" xmlns:cx3="http://schemas.microsoft.com/office/drawing/2016/5/9/chartex" xmlns:cx4="http://schemas.microsoft.com/office/drawing/2016/5/10/chartex" xmlns:cx5="http://schemas.microsoft.com/office/drawing/2016/5/11/chartex" xmlns:cx6="http://schemas.microsoft.com/office/drawing/2016/5/12/chartex" xmlns:cx7="http://schemas.microsoft.com/office/drawing/2016/5/13/chartex" xmlns:cx8="http://schemas.microsoft.com/office/drawing/2016/5/14/chartex" xmlns:mc="http://schemas.openxmlformats.org/markup-compatibility/2006" xmlns:aink="http://schemas.microsoft.com/office/drawing/2016/ink" xmlns:am3d="http://schemas.microsoft.com/office/drawing/2017/model3d" xmlns:o="urn:schemas-microsoft-com:office:office" xmlns:oel="http://schemas.microsoft.com/office/2019/extlst" xmlns:r="http://schemas.openxmlformats.org/officeDocument/2006/relationships" xmlns:m="http://schemas.openxmlformats.org/officeDocument/2006/math" xmlns:v="urn:schemas-microsoft-com:vml" xmlns:wp14="http://schemas.microsoft.com/office/word/2010/wordprocessingDrawing" xmlns:wp="http://schemas.openxmlformats.org/drawingml/2006/wordprocessingDrawing" xmlns:w10="urn:schemas-microsoft-com:office:word" xmlns:w="http://schemas.openxmlformats.org/wordprocessingml/2006/main" xmlns:w14="http://schemas.microsoft.com/office/word/2010/wordml" xmlns:w15="http://schemas.microsoft.com/office/word/2012/wordml" xmlns:w16cex="http://schemas.microsoft.com/office/word/2018/wordml/cex" xmlns:w16cid="http://schemas.microsoft.com/office/word/2016/wordml/cid" xmlns:w16="http://schemas.microsoft.com/office/word/2018/wordml" xmlns:w16du="http://schemas.microsoft.com/office/word/2023/wordml/word16du" xmlns:w16sdtdh="http://schemas.microsoft.com/office/word/2020/wordml/sdtdatahash" xmlns:w16sdtfl="http://schemas.microsoft.com/office/word/2024/wordml/sdtformatlock" xmlns:w16se="http://schemas.microsoft.com/office/word/2015/wordml/symex" xmlns:wpg="http://schemas.microsoft.com/office/word/2010/wordprocessingGroup" xmlns:wpi="http://schemas.microsoft.com/office/word/2010/wordprocessingInk" xmlns:wne="http://schemas.microsoft.com/office/word/2006/wordml" xmlns:wps="http://schemas.microsoft.com/office/word/2010/wordprocessingShape" mc:Ignorable="w14 w15 w16se w16cid w16 w16cex w16sdtdh w16sdtfl w16du wp14">
   <w:endnote w:type="separator" w:id="-1">
     <w:p>
       <w:r>
@@ -2271,7 +2271,7 @@
 </file>
 
 <file path=word/footer1.xml><?xml version="1.0" encoding="utf-8"?>
-<w:ftr xmlns:wpc="http://schemas.microsoft.com/office/word/2010/wordprocessingCanvas" xmlns:cx="http://schemas.microsoft.com/office/drawing/2014/chartex" xmlns:cx1="http://schemas.microsoft.com/office/drawing/2015/9/8/chartex" xmlns:cx2="http://schemas.microsoft.com/office/drawing/2015/10/21/chartex" xmlns:cx3="http://schemas.microsoft.com/office/drawing/2016/5/9/chartex" xmlns:cx4="http://schemas.microsoft.com/office/drawing/2016/5/10/chartex" xmlns:cx5="http://schemas.microsoft.com/office/drawing/2016/5/11/chartex" xmlns:cx6="http://schemas.microsoft.com/office/drawing/2016/5/12/chartex" xmlns:cx7="http://schemas.microsoft.com/office/drawing/2016/5/13/chartex" xmlns:cx8="http://schemas.microsoft.com/office/drawing/2016/5/14/chartex" xmlns:mc="http://schemas.openxmlformats.org/markup-compatibility/2006" xmlns:aink="http://schemas.microsoft.com/office/drawing/2016/ink" xmlns:am3d="http://schemas.microsoft.com/office/drawing/2017/model3d" xmlns:o="urn:schemas-microsoft-com:office:office" xmlns:oel="http://schemas.microsoft.com/office/2019/extlst" xmlns:r="http://schemas.openxmlformats.org/officeDocument/2006/relationships" xmlns:m="http://schemas.openxmlformats.org/officeDocument/2006/math" xmlns:v="urn:schemas-microsoft-com:vml" xmlns:wp14="http://schemas.microsoft.com/office/word/2010/wordprocessingDrawing" xmlns:wp="http://schemas.openxmlformats.org/drawingml/2006/wordprocessingDrawing" xmlns:w10="urn:schemas-microsoft-com:office:word" xmlns:w="http://schemas.openxmlformats.org/wordprocessingml/2006/main" xmlns:w14="http://schemas.microsoft.com/office/word/2010/wordml" xmlns:w15="http://schemas.microsoft.com/office/word/2012/wordml" xmlns:w16cex="http://schemas.microsoft.com/office/word/2018/wordml/cex" xmlns:w16cid="http://schemas.microsoft.com/office/word/2016/wordml/cid" xmlns:w16="http://schemas.microsoft.com/office/word/2018/wordml" xmlns:w16du="http://schemas.microsoft.com/office/word/2023/wordml/word16du" xmlns:w16sdtdh="http://schemas.microsoft.com/office/word/2020/wordml/sdtdatahash" xmlns:w16se="http://schemas.microsoft.com/office/word/2015/wordml/symex" xmlns:wpg="http://schemas.microsoft.com/office/word/2010/wordprocessingGroup" xmlns:wpi="http://schemas.microsoft.com/office/word/2010/wordprocessingInk" xmlns:wne="http://schemas.microsoft.com/office/word/2006/wordml" xmlns:wps="http://schemas.microsoft.com/office/word/2010/wordprocessingShape" mc:Ignorable="w14 w15 w16se w16cid w16 w16cex w16sdtdh w16du wp14">
+<w:ftr xmlns:wpc="http://schemas.microsoft.com/office/word/2010/wordprocessingCanvas" xmlns:cx="http://schemas.microsoft.com/office/drawing/2014/chartex" xmlns:cx1="http://schemas.microsoft.com/office/drawing/2015/9/8/chartex" xmlns:cx2="http://schemas.microsoft.com/office/drawing/2015/10/21/chartex" xmlns:cx3="http://schemas.microsoft.com/office/drawing/2016/5/9/chartex" xmlns:cx4="http://schemas.microsoft.com/office/drawing/2016/5/10/chartex" xmlns:cx5="http://schemas.microsoft.com/office/drawing/2016/5/11/chartex" xmlns:cx6="http://schemas.microsoft.com/office/drawing/2016/5/12/chartex" xmlns:cx7="http://schemas.microsoft.com/office/drawing/2016/5/13/chartex" xmlns:cx8="http://schemas.microsoft.com/office/drawing/2016/5/14/chartex" xmlns:mc="http://schemas.openxmlformats.org/markup-compatibility/2006" xmlns:aink="http://schemas.microsoft.com/office/drawing/2016/ink" xmlns:am3d="http://schemas.microsoft.com/office/drawing/2017/model3d" xmlns:o="urn:schemas-microsoft-com:office:office" xmlns:oel="http://schemas.microsoft.com/office/2019/extlst" xmlns:r="http://schemas.openxmlformats.org/officeDocument/2006/relationships" xmlns:m="http://schemas.openxmlformats.org/officeDocument/2006/math" xmlns:v="urn:schemas-microsoft-com:vml" xmlns:wp14="http://schemas.microsoft.com/office/word/2010/wordprocessingDrawing" xmlns:wp="http://schemas.openxmlformats.org/drawingml/2006/wordprocessingDrawing" xmlns:w10="urn:schemas-microsoft-com:office:word" xmlns:w="http://schemas.openxmlformats.org/wordprocessingml/2006/main" xmlns:w14="http://schemas.microsoft.com/office/word/2010/wordml" xmlns:w15="http://schemas.microsoft.com/office/word/2012/wordml" xmlns:w16cex="http://schemas.microsoft.com/office/word/2018/wordml/cex" xmlns:w16cid="http://schemas.microsoft.com/office/word/2016/wordml/cid" xmlns:w16="http://schemas.microsoft.com/office/word/2018/wordml" xmlns:w16du="http://schemas.microsoft.com/office/word/2023/wordml/word16du" xmlns:w16sdtdh="http://schemas.microsoft.com/office/word/2020/wordml/sdtdatahash" xmlns:w16sdtfl="http://schemas.microsoft.com/office/word/2024/wordml/sdtformatlock" xmlns:w16se="http://schemas.microsoft.com/office/word/2015/wordml/symex" xmlns:wpg="http://schemas.microsoft.com/office/word/2010/wordprocessingGroup" xmlns:wpi="http://schemas.microsoft.com/office/word/2010/wordprocessingInk" xmlns:wne="http://schemas.microsoft.com/office/word/2006/wordml" xmlns:wps="http://schemas.microsoft.com/office/word/2010/wordprocessingShape" mc:Ignorable="w14 w15 w16se w16cid w16 w16cex w16sdtdh w16sdtfl w16du wp14">
   <w:p>
     <w:pPr>
       <w:pStyle w:val="Corpodetexto"/>
@@ -2322,41 +2322,6 @@
                       <w:txbxContent>
                         <w:p>
                           <w:pPr>
-                            <w:spacing w:before="14"/>
-                            <w:ind w:right="89"/>
-                            <w:jc w:val="right"/>
-                            <w:rPr>
-                              <w:sz w:val="17"/>
-                            </w:rPr>
-                          </w:pPr>
-                          <w:hyperlink r:id="rId1">
-                            <w:r>
-                              <w:rPr>
-                                <w:color w:val="525252"/>
-                                <w:spacing w:val="-2"/>
-                                <w:sz w:val="17"/>
-                              </w:rPr>
-                              <w:t>Scanned</w:t>
-                            </w:r>
-                            <w:r>
-                              <w:rPr>
-                                <w:color w:val="525252"/>
-                                <w:sz w:val="17"/>
-                              </w:rPr>
-                              <w:t xml:space="preserve"> </w:t>
-                            </w:r>
-                            <w:r>
-                              <w:rPr>
-                                <w:color w:val="545454"/>
-                                <w:spacing w:val="-4"/>
-                                <w:sz w:val="17"/>
-                              </w:rPr>
-                              <w:t>with</w:t>
-                            </w:r>
-                          </w:hyperlink>
-                        </w:p>
-                        <w:p>
-                          <w:pPr>
                             <w:spacing w:before="21"/>
                             <w:ind w:right="18"/>
                             <w:jc w:val="right"/>
@@ -2364,17 +2329,6 @@
                               <w:sz w:val="19"/>
                             </w:rPr>
                           </w:pPr>
-                          <w:hyperlink r:id="rId2">
-                            <w:r>
-                              <w:rPr>
-                                <w:color w:val="545454"/>
-                                <w:spacing w:val="-2"/>
-                                <w:w w:val="95"/>
-                                <w:sz w:val="19"/>
-                              </w:rPr>
-                              <w:t>CamScanner</w:t>
-                            </w:r>
-                          </w:hyperlink>
                         </w:p>
                       </w:txbxContent>
                     </wps:txbx>
@@ -2398,41 +2352,6 @@
                 <w:txbxContent>
                   <w:p>
                     <w:pPr>
-                      <w:spacing w:before="14"/>
-                      <w:ind w:right="89"/>
-                      <w:jc w:val="right"/>
-                      <w:rPr>
-                        <w:sz w:val="17"/>
-                      </w:rPr>
-                    </w:pPr>
-                    <w:hyperlink r:id="rId3">
-                      <w:r>
-                        <w:rPr>
-                          <w:color w:val="525252"/>
-                          <w:spacing w:val="-2"/>
-                          <w:sz w:val="17"/>
-                        </w:rPr>
-                        <w:t>Scanned</w:t>
-                      </w:r>
-                      <w:r>
-                        <w:rPr>
-                          <w:color w:val="525252"/>
-                          <w:sz w:val="17"/>
-                        </w:rPr>
-                        <w:t xml:space="preserve"> </w:t>
-                      </w:r>
-                      <w:r>
-                        <w:rPr>
-                          <w:color w:val="545454"/>
-                          <w:spacing w:val="-4"/>
-                          <w:sz w:val="17"/>
-                        </w:rPr>
-                        <w:t>with</w:t>
-                      </w:r>
-                    </w:hyperlink>
-                  </w:p>
-                  <w:p>
-                    <w:pPr>
                       <w:spacing w:before="21"/>
                       <w:ind w:right="18"/>
                       <w:jc w:val="right"/>
@@ -2440,17 +2359,6 @@
                         <w:sz w:val="19"/>
                       </w:rPr>
                     </w:pPr>
-                    <w:hyperlink r:id="rId4">
-                      <w:r>
-                        <w:rPr>
-                          <w:color w:val="545454"/>
-                          <w:spacing w:val="-2"/>
-                          <w:w w:val="95"/>
-                          <w:sz w:val="19"/>
-                        </w:rPr>
-                        <w:t>CamScanner</w:t>
-                      </w:r>
-                    </w:hyperlink>
                   </w:p>
                 </w:txbxContent>
               </v:textbox>
@@ -2465,7 +2373,7 @@
 </file>
 
 <file path=word/footnotes.xml><?xml version="1.0" encoding="utf-8"?>
-<w:footnotes xmlns:wpc="http://schemas.microsoft.com/office/word/2010/wordprocessingCanvas" xmlns:cx="http://schemas.microsoft.com/office/drawing/2014/chartex" xmlns:cx1="http://schemas.microsoft.com/office/drawing/2015/9/8/chartex" xmlns:cx2="http://schemas.microsoft.com/office/drawing/2015/10/21/chartex" xmlns:cx3="http://schemas.microsoft.com/office/drawing/2016/5/9/chartex" xmlns:cx4="http://schemas.microsoft.com/office/drawing/2016/5/10/chartex" xmlns:cx5="http://schemas.microsoft.com/office/drawing/2016/5/11/chartex" xmlns:cx6="http://schemas.microsoft.com/office/drawing/2016/5/12/chartex" xmlns:cx7="http://schemas.microsoft.com/office/drawing/2016/5/13/chartex" xmlns:cx8="http://schemas.microsoft.com/office/drawing/2016/5/14/chartex" xmlns:mc="http://schemas.openxmlformats.org/markup-compatibility/2006" xmlns:aink="http://schemas.microsoft.com/office/drawing/2016/ink" xmlns:am3d="http://schemas.microsoft.com/office/drawing/2017/model3d" xmlns:o="urn:schemas-microsoft-com:office:office" xmlns:oel="http://schemas.microsoft.com/office/2019/extlst" xmlns:r="http://schemas.openxmlformats.org/officeDocument/2006/relationships" xmlns:m="http://schemas.openxmlformats.org/officeDocument/2006/math" xmlns:v="urn:schemas-microsoft-com:vml" xmlns:wp14="http://schemas.microsoft.com/office/word/2010/wordprocessingDrawing" xmlns:wp="http://schemas.openxmlformats.org/drawingml/2006/wordprocessingDrawing" xmlns:w10="urn:schemas-microsoft-com:office:word" xmlns:w="http://schemas.openxmlformats.org/wordprocessingml/2006/main" xmlns:w14="http://schemas.microsoft.com/office/word/2010/wordml" xmlns:w15="http://schemas.microsoft.com/office/word/2012/wordml" xmlns:w16cex="http://schemas.microsoft.com/office/word/2018/wordml/cex" xmlns:w16cid="http://schemas.microsoft.com/office/word/2016/wordml/cid" xmlns:w16="http://schemas.microsoft.com/office/word/2018/wordml" xmlns:w16du="http://schemas.microsoft.com/office/word/2023/wordml/word16du" xmlns:w16sdtdh="http://schemas.microsoft.com/office/word/2020/wordml/sdtdatahash" xmlns:w16se="http://schemas.microsoft.com/office/word/2015/wordml/symex" xmlns:wpg="http://schemas.microsoft.com/office/word/2010/wordprocessingGroup" xmlns:wpi="http://schemas.microsoft.com/office/word/2010/wordprocessingInk" xmlns:wne="http://schemas.microsoft.com/office/word/2006/wordml" xmlns:wps="http://schemas.microsoft.com/office/word/2010/wordprocessingShape" mc:Ignorable="w14 w15 w16se w16cid w16 w16cex w16sdtdh w16du wp14">
+<w:footnotes xmlns:wpc="http://schemas.microsoft.com/office/word/2010/wordprocessingCanvas" xmlns:cx="http://schemas.microsoft.com/office/drawing/2014/chartex" xmlns:cx1="http://schemas.microsoft.com/office/drawing/2015/9/8/chartex" xmlns:cx2="http://schemas.microsoft.com/office/drawing/2015/10/21/chartex" xmlns:cx3="http://schemas.microsoft.com/office/drawing/2016/5/9/chartex" xmlns:cx4="http://schemas.microsoft.com/office/drawing/2016/5/10/chartex" xmlns:cx5="http://schemas.microsoft.com/office/drawing/2016/5/11/chartex" xmlns:cx6="http://schemas.microsoft.com/office/drawing/2016/5/12/chartex" xmlns:cx7="http://schemas.microsoft.com/office/drawing/2016/5/13/chartex" xmlns:cx8="http://schemas.microsoft.com/office/drawing/2016/5/14/chartex" xmlns:mc="http://schemas.openxmlformats.org/markup-compatibility/2006" xmlns:aink="http://schemas.microsoft.com/office/drawing/2016/ink" xmlns:am3d="http://schemas.microsoft.com/office/drawing/2017/model3d" xmlns:o="urn:schemas-microsoft-com:office:office" xmlns:oel="http://schemas.microsoft.com/office/2019/extlst" xmlns:r="http://schemas.openxmlformats.org/officeDocument/2006/relationships" xmlns:m="http://schemas.openxmlformats.org/officeDocument/2006/math" xmlns:v="urn:schemas-microsoft-com:vml" xmlns:wp14="http://schemas.microsoft.com/office/word/2010/wordprocessingDrawing" xmlns:wp="http://schemas.openxmlformats.org/drawingml/2006/wordprocessingDrawing" xmlns:w10="urn:schemas-microsoft-com:office:word" xmlns:w="http://schemas.openxmlformats.org/wordprocessingml/2006/main" xmlns:w14="http://schemas.microsoft.com/office/word/2010/wordml" xmlns:w15="http://schemas.microsoft.com/office/word/2012/wordml" xmlns:w16cex="http://schemas.microsoft.com/office/word/2018/wordml/cex" xmlns:w16cid="http://schemas.microsoft.com/office/word/2016/wordml/cid" xmlns:w16="http://schemas.microsoft.com/office/word/2018/wordml" xmlns:w16du="http://schemas.microsoft.com/office/word/2023/wordml/word16du" xmlns:w16sdtdh="http://schemas.microsoft.com/office/word/2020/wordml/sdtdatahash" xmlns:w16sdtfl="http://schemas.microsoft.com/office/word/2024/wordml/sdtformatlock" xmlns:w16se="http://schemas.microsoft.com/office/word/2015/wordml/symex" xmlns:wpg="http://schemas.microsoft.com/office/word/2010/wordprocessingGroup" xmlns:wpi="http://schemas.microsoft.com/office/word/2010/wordprocessingInk" xmlns:wne="http://schemas.microsoft.com/office/word/2006/wordml" xmlns:wps="http://schemas.microsoft.com/office/word/2010/wordprocessingShape" mc:Ignorable="w14 w15 w16se w16cid w16 w16cex w16sdtdh w16sdtfl w16du wp14">
   <w:footnote w:type="separator" w:id="-1">
     <w:p>
       <w:r>
@@ -2484,7 +2392,7 @@
 </file>
 
 <file path=word/styles.xml><?xml version="1.0" encoding="utf-8"?>
-<w:styles xmlns:mc="http://schemas.openxmlformats.org/markup-compatibility/2006" xmlns:r="http://schemas.openxmlformats.org/officeDocument/2006/relationships" xmlns:w="http://schemas.openxmlformats.org/wordprocessingml/2006/main" xmlns:w14="http://schemas.microsoft.com/office/word/2010/wordml" xmlns:w15="http://schemas.microsoft.com/office/word/2012/wordml" xmlns:w16cex="http://schemas.microsoft.com/office/word/2018/wordml/cex" xmlns:w16cid="http://schemas.microsoft.com/office/word/2016/wordml/cid" xmlns:w16="http://schemas.microsoft.com/office/word/2018/wordml" xmlns:w16du="http://schemas.microsoft.com/office/word/2023/wordml/word16du" xmlns:w16sdtdh="http://schemas.microsoft.com/office/word/2020/wordml/sdtdatahash" xmlns:w16se="http://schemas.microsoft.com/office/word/2015/wordml/symex" mc:Ignorable="w14 w15 w16se w16cid w16 w16cex w16sdtdh w16du">
+<w:styles xmlns:mc="http://schemas.openxmlformats.org/markup-compatibility/2006" xmlns:r="http://schemas.openxmlformats.org/officeDocument/2006/relationships" xmlns:w="http://schemas.openxmlformats.org/wordprocessingml/2006/main" xmlns:w14="http://schemas.microsoft.com/office/word/2010/wordml" xmlns:w15="http://schemas.microsoft.com/office/word/2012/wordml" xmlns:w16cex="http://schemas.microsoft.com/office/word/2018/wordml/cex" xmlns:w16cid="http://schemas.microsoft.com/office/word/2016/wordml/cid" xmlns:w16="http://schemas.microsoft.com/office/word/2018/wordml" xmlns:w16du="http://schemas.microsoft.com/office/word/2023/wordml/word16du" xmlns:w16sdtdh="http://schemas.microsoft.com/office/word/2020/wordml/sdtdatahash" xmlns:w16sdtfl="http://schemas.microsoft.com/office/word/2024/wordml/sdtformatlock" xmlns:w16se="http://schemas.microsoft.com/office/word/2015/wordml/symex" mc:Ignorable="w14 w15 w16se w16cid w16 w16cex w16sdtdh w16sdtfl w16du">
   <w:docDefaults>
     <w:rPrDefault>
       <w:rPr>
@@ -2953,6 +2861,56 @@
     <w:uiPriority w:val="1"/>
     <w:qFormat/>
   </w:style>
+  <w:style w:type="paragraph" w:styleId="Cabealho">
+    <w:name w:val="header"/>
+    <w:basedOn w:val="Normal"/>
+    <w:link w:val="CabealhoChar"/>
+    <w:uiPriority w:val="99"/>
+    <w:unhideWhenUsed/>
+    <w:rsid w:val="006940DD"/>
+    <w:pPr>
+      <w:tabs>
+        <w:tab w:val="center" w:pos="4252"/>
+        <w:tab w:val="right" w:pos="8504"/>
+      </w:tabs>
+    </w:pPr>
+  </w:style>
+  <w:style w:type="character" w:customStyle="1" w:styleId="CabealhoChar">
+    <w:name w:val="Cabeçalho Char"/>
+    <w:basedOn w:val="Fontepargpadro"/>
+    <w:link w:val="Cabealho"/>
+    <w:uiPriority w:val="99"/>
+    <w:rsid w:val="006940DD"/>
+    <w:rPr>
+      <w:rFonts w:ascii="Arial MT" w:eastAsia="Arial MT" w:hAnsi="Arial MT" w:cs="Arial MT"/>
+      <w:lang w:val="pt-PT"/>
+    </w:rPr>
+  </w:style>
+  <w:style w:type="paragraph" w:styleId="Rodap">
+    <w:name w:val="footer"/>
+    <w:basedOn w:val="Normal"/>
+    <w:link w:val="RodapChar"/>
+    <w:uiPriority w:val="99"/>
+    <w:unhideWhenUsed/>
+    <w:rsid w:val="006940DD"/>
+    <w:pPr>
+      <w:tabs>
+        <w:tab w:val="center" w:pos="4252"/>
+        <w:tab w:val="right" w:pos="8504"/>
+      </w:tabs>
+    </w:pPr>
+  </w:style>
+  <w:style w:type="character" w:customStyle="1" w:styleId="RodapChar">
+    <w:name w:val="Rodapé Char"/>
+    <w:basedOn w:val="Fontepargpadro"/>
+    <w:link w:val="Rodap"/>
+    <w:uiPriority w:val="99"/>
+    <w:rsid w:val="006940DD"/>
+    <w:rPr>
+      <w:rFonts w:ascii="Arial MT" w:eastAsia="Arial MT" w:hAnsi="Arial MT" w:cs="Arial MT"/>
+      <w:lang w:val="pt-PT"/>
+    </w:rPr>
+  </w:style>
 </w:styles>
 </file>
 

--- a/files/Receita especial.docx
+++ b/files/Receita especial.docx
@@ -1032,7 +1032,7 @@
           </mc:Choice>
           <mc:Fallback>
             <w:pict>
-              <v:shape w14:anchorId="757FFA3E" id="Graphic 5" o:spid="_x0000_s1026" style="position:absolute;margin-left:316.8pt;margin-top:15.25pt;width:221.8pt;height:.1pt;z-index:-15728128;visibility:visible;mso-wrap-style:square;mso-wrap-distance-left:0;mso-wrap-distance-top:0;mso-wrap-distance-right:0;mso-wrap-distance-bottom:0;mso-position-horizontal:absolute;mso-position-horizontal-relative:page;mso-position-vertical:absolute;mso-position-vertical-relative:text;v-text-anchor:top" coordsize="2816860,1270" o:gfxdata="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" path="m,l2816540,e" filled="f" strokecolor="#0c0c0c" strokeweight=".42336mm">
+              <v:shape w14:anchorId="320ADF02" id="Graphic 5" o:spid="_x0000_s1026" style="position:absolute;margin-left:316.8pt;margin-top:15.25pt;width:221.8pt;height:.1pt;z-index:-15728128;visibility:visible;mso-wrap-style:square;mso-wrap-distance-left:0;mso-wrap-distance-top:0;mso-wrap-distance-right:0;mso-wrap-distance-bottom:0;mso-position-horizontal:absolute;mso-position-horizontal-relative:page;mso-position-vertical:absolute;mso-position-vertical-relative:text;v-text-anchor:top" coordsize="2816860,1270" o:gfxdata="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" path="m,l2816540,e" filled="f" strokecolor="#0c0c0c" strokeweight=".42336mm">
                 <v:path arrowok="t"/>
                 <w10:wrap type="topAndBottom" anchorx="page"/>
               </v:shape>
@@ -1930,7 +1930,7 @@
                 </mc:Choice>
                 <mc:Fallback>
                   <w:pict>
-                    <v:group w14:anchorId="2D27D450" id="Group 7" o:spid="_x0000_s1026" style="width:249.65pt;height:1.95pt;mso-position-horizontal-relative:char;mso-position-vertical-relative:line" coordsize="31705,247" o:gfxdata="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">
+                    <v:group w14:anchorId="424D3F62" id="Group 7" o:spid="_x0000_s1026" style="width:249.65pt;height:1.95pt;mso-position-horizontal-relative:char;mso-position-vertical-relative:line" coordsize="31705,247" o:gfxdata="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">
                       <v:shape id="Graphic 8" o:spid="_x0000_s1027" style="position:absolute;top:121;width:31705;height:13;visibility:visible;mso-wrap-style:square;v-text-anchor:top" coordsize="3170555,1270" o:gfxdata="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" path="m,l3170132,e" filled="f" strokeweight=".67739mm">
                         <v:path arrowok="t"/>
                       </v:shape>
